--- a/crea_carpeta/Modelo informe necesidad_VAL_V3.docx
+++ b/crea_carpeta/Modelo informe necesidad_VAL_V3.docx
@@ -1,6 +1,6 @@
 
 <file path=word/document.xml><?xml version="1.0" encoding="utf-8"?>
-<w:document xmlns:wpc="http://schemas.microsoft.com/office/word/2010/wordprocessingCanvas" xmlns:cx="http://schemas.microsoft.com/office/drawing/2014/chartex" xmlns:cx1="http://schemas.microsoft.com/office/drawing/2015/9/8/chartex" xmlns:cx2="http://schemas.microsoft.com/office/drawing/2015/10/21/chartex" xmlns:cx3="http://schemas.microsoft.com/office/drawing/2016/5/9/chartex" xmlns:cx4="http://schemas.microsoft.com/office/drawing/2016/5/10/chartex" xmlns:cx5="http://schemas.microsoft.com/office/drawing/2016/5/11/chartex" xmlns:cx6="http://schemas.microsoft.com/office/drawing/2016/5/12/chartex" xmlns:cx7="http://schemas.microsoft.com/office/drawing/2016/5/13/chartex" xmlns:cx8="http://schemas.microsoft.com/office/drawing/2016/5/14/chartex" xmlns:mc="http://schemas.openxmlformats.org/markup-compatibility/2006" xmlns:aink="http://schemas.microsoft.com/office/drawing/2016/ink" xmlns:am3d="http://schemas.microsoft.com/office/drawing/2017/model3d" xmlns:o="urn:schemas-microsoft-com:office:office" xmlns:oel="http://schemas.microsoft.com/office/2019/extlst" xmlns:r="http://schemas.openxmlformats.org/officeDocument/2006/relationships" xmlns:m="http://schemas.openxmlformats.org/officeDocument/2006/math" xmlns:v="urn:schemas-microsoft-com:vml" xmlns:wp14="http://schemas.microsoft.com/office/word/2010/wordprocessingDrawing" xmlns:wp="http://schemas.openxmlformats.org/drawingml/2006/wordprocessingDrawing" xmlns:w10="urn:schemas-microsoft-com:office:word" xmlns:w="http://schemas.openxmlformats.org/wordprocessingml/2006/main" xmlns:w14="http://schemas.microsoft.com/office/word/2010/wordml" xmlns:w15="http://schemas.microsoft.com/office/word/2012/wordml" xmlns:w16cex="http://schemas.microsoft.com/office/word/2018/wordml/cex" xmlns:w16cid="http://schemas.microsoft.com/office/word/2016/wordml/cid" xmlns:w16="http://schemas.microsoft.com/office/word/2018/wordml" xmlns:w16du="http://schemas.microsoft.com/office/word/2023/wordml/word16du" xmlns:w16sdtdh="http://schemas.microsoft.com/office/word/2020/wordml/sdtdatahash" xmlns:w16sdtfl="http://schemas.microsoft.com/office/word/2024/wordml/sdtformatlock" xmlns:w16se="http://schemas.microsoft.com/office/word/2015/wordml/symex" xmlns:wpg="http://schemas.microsoft.com/office/word/2010/wordprocessingGroup" xmlns:wpi="http://schemas.microsoft.com/office/word/2010/wordprocessingInk" xmlns:wne="http://schemas.microsoft.com/office/word/2006/wordml" xmlns:wps="http://schemas.microsoft.com/office/word/2010/wordprocessingShape" mc:Ignorable="w14 w15 w16se w16cid w16 w16cex w16sdtdh w16sdtfl w16du wp14">
+<w:document xmlns:wpc="http://schemas.microsoft.com/office/word/2010/wordprocessingCanvas" xmlns:cx="http://schemas.microsoft.com/office/drawing/2014/chartex" xmlns:cx1="http://schemas.microsoft.com/office/drawing/2015/9/8/chartex" xmlns:cx2="http://schemas.microsoft.com/office/drawing/2015/10/21/chartex" xmlns:cx3="http://schemas.microsoft.com/office/drawing/2016/5/9/chartex" xmlns:cx4="http://schemas.microsoft.com/office/drawing/2016/5/10/chartex" xmlns:cx5="http://schemas.microsoft.com/office/drawing/2016/5/11/chartex" xmlns:cx6="http://schemas.microsoft.com/office/drawing/2016/5/12/chartex" xmlns:cx7="http://schemas.microsoft.com/office/drawing/2016/5/13/chartex" xmlns:cx8="http://schemas.microsoft.com/office/drawing/2016/5/14/chartex" xmlns:mc="http://schemas.openxmlformats.org/markup-compatibility/2006" xmlns:aink="http://schemas.microsoft.com/office/drawing/2016/ink" xmlns:am3d="http://schemas.microsoft.com/office/drawing/2017/model3d" xmlns:o="urn:schemas-microsoft-com:office:office" xmlns:oel="http://schemas.microsoft.com/office/2019/extlst" xmlns:r="http://schemas.openxmlformats.org/officeDocument/2006/relationships" xmlns:m="http://schemas.openxmlformats.org/officeDocument/2006/math" xmlns:v="urn:schemas-microsoft-com:vml" xmlns:wp14="http://schemas.microsoft.com/office/word/2010/wordprocessingDrawing" xmlns:wp="http://schemas.openxmlformats.org/drawingml/2006/wordprocessingDrawing" xmlns:w10="urn:schemas-microsoft-com:office:word" xmlns:w="http://schemas.openxmlformats.org/wordprocessingml/2006/main" xmlns:w14="http://schemas.microsoft.com/office/word/2010/wordml" xmlns:w15="http://schemas.microsoft.com/office/word/2012/wordml" xmlns:w16cex="http://schemas.microsoft.com/office/word/2018/wordml/cex" xmlns:w16cid="http://schemas.microsoft.com/office/word/2016/wordml/cid" xmlns:w16="http://schemas.microsoft.com/office/word/2018/wordml" xmlns:w16sdtdh="http://schemas.microsoft.com/office/word/2020/wordml/sdtdatahash" xmlns:w16se="http://schemas.microsoft.com/office/word/2015/wordml/symex" xmlns:wpg="http://schemas.microsoft.com/office/word/2010/wordprocessingGroup" xmlns:wpi="http://schemas.microsoft.com/office/word/2010/wordprocessingInk" xmlns:wne="http://schemas.microsoft.com/office/word/2006/wordml" xmlns:wps="http://schemas.microsoft.com/office/word/2010/wordprocessingShape" mc:Ignorable="w14 w15 w16se w16cid w16 w16cex w16sdtdh wp14">
   <w:body>
     <w:p>
       <w:pPr>
@@ -397,6 +397,12 @@
       <w:pPr>
         <w:pStyle w:val="Textoindependiente"/>
         <w:jc w:val="both"/>
+        <w:rPr>
+          <w:color w:val="FF0000"/>
+          <w:sz w:val="20"/>
+          <w:szCs w:val="20"/>
+          <w:lang w:val="es-ES"/>
+        </w:rPr>
       </w:pPr>
       <w:r>
         <w:rPr>
@@ -981,6 +987,538 @@
       <w:r>
         <w:rPr>
           <w:color w:val="FF0000"/>
+          <w:sz w:val="20"/>
+          <w:szCs w:val="20"/>
+          <w:lang w:val="es-ES"/>
+        </w:rPr>
+        <w:t>.</w:t>
+      </w:r>
+    </w:p>
+    <w:p>
+      <w:pPr>
+        <w:pStyle w:val="Textoindependiente"/>
+        <w:jc w:val="both"/>
+        <w:rPr>
+          <w:b/>
+          <w:bCs/>
+          <w:sz w:val="20"/>
+          <w:szCs w:val="20"/>
+          <w:u w:val="single"/>
+          <w:lang w:val="es-ES"/>
+        </w:rPr>
+      </w:pPr>
+      <w:proofErr w:type="spellStart"/>
+      <w:r>
+        <w:rPr>
+          <w:b/>
+          <w:bCs/>
+          <w:sz w:val="20"/>
+          <w:szCs w:val="20"/>
+          <w:lang w:val="es-ES"/>
+        </w:rPr>
+        <w:t>Financiació</w:t>
+      </w:r>
+      <w:proofErr w:type="spellEnd"/>
+      <w:r>
+        <w:rPr>
+          <w:b/>
+          <w:bCs/>
+          <w:sz w:val="20"/>
+          <w:szCs w:val="20"/>
+          <w:lang w:val="es-ES"/>
+        </w:rPr>
+        <w:t xml:space="preserve"> del contrat</w:t>
+      </w:r>
+      <w:r>
+        <w:rPr>
+          <w:b/>
+          <w:bCs/>
+          <w:sz w:val="20"/>
+          <w:szCs w:val="20"/>
+          <w:lang w:val="es-ES"/>
+        </w:rPr>
+        <w:t>e</w:t>
+      </w:r>
+    </w:p>
+    <w:p>
+      <w:pPr>
+        <w:pStyle w:val="Textoindependiente"/>
+        <w:rPr>
+          <w:sz w:val="20"/>
+          <w:szCs w:val="20"/>
+          <w:lang w:val="es-ES"/>
+        </w:rPr>
+      </w:pPr>
+      <w:r>
+        <w:rPr>
+          <w:sz w:val="20"/>
+          <w:szCs w:val="20"/>
+          <w:lang w:val="es-ES"/>
+        </w:rPr>
+        <w:t xml:space="preserve">El </w:t>
+      </w:r>
+      <w:proofErr w:type="spellStart"/>
+      <w:r>
+        <w:rPr>
+          <w:sz w:val="20"/>
+          <w:szCs w:val="20"/>
+          <w:lang w:val="es-ES"/>
+        </w:rPr>
+        <w:t>present</w:t>
+      </w:r>
+      <w:proofErr w:type="spellEnd"/>
+      <w:r>
+        <w:rPr>
+          <w:sz w:val="20"/>
+          <w:szCs w:val="20"/>
+          <w:lang w:val="es-ES"/>
+        </w:rPr>
+        <w:t xml:space="preserve"> contracte es </w:t>
+      </w:r>
+      <w:proofErr w:type="spellStart"/>
+      <w:r>
+        <w:rPr>
+          <w:sz w:val="20"/>
+          <w:szCs w:val="20"/>
+          <w:lang w:val="es-ES"/>
+        </w:rPr>
+        <w:t>finançarà</w:t>
+      </w:r>
+      <w:proofErr w:type="spellEnd"/>
+      <w:r>
+        <w:rPr>
+          <w:sz w:val="20"/>
+          <w:szCs w:val="20"/>
+          <w:lang w:val="es-ES"/>
+        </w:rPr>
+        <w:t xml:space="preserve"> </w:t>
+      </w:r>
+      <w:proofErr w:type="spellStart"/>
+      <w:r>
+        <w:rPr>
+          <w:sz w:val="20"/>
+          <w:szCs w:val="20"/>
+          <w:lang w:val="es-ES"/>
+        </w:rPr>
+        <w:t>amb</w:t>
+      </w:r>
+      <w:proofErr w:type="spellEnd"/>
+      <w:r>
+        <w:rPr>
+          <w:sz w:val="20"/>
+          <w:szCs w:val="20"/>
+          <w:lang w:val="es-ES"/>
+        </w:rPr>
+        <w:t xml:space="preserve"> </w:t>
+      </w:r>
+      <w:proofErr w:type="spellStart"/>
+      <w:r>
+        <w:rPr>
+          <w:sz w:val="20"/>
+          <w:szCs w:val="20"/>
+          <w:lang w:val="es-ES"/>
+        </w:rPr>
+        <w:t>càrrec</w:t>
+      </w:r>
+      <w:proofErr w:type="spellEnd"/>
+      <w:r>
+        <w:rPr>
+          <w:sz w:val="20"/>
+          <w:szCs w:val="20"/>
+          <w:lang w:val="es-ES"/>
+        </w:rPr>
+        <w:t xml:space="preserve"> al </w:t>
+      </w:r>
+      <w:proofErr w:type="spellStart"/>
+      <w:r>
+        <w:rPr>
+          <w:sz w:val="20"/>
+          <w:szCs w:val="20"/>
+          <w:lang w:val="es-ES"/>
+        </w:rPr>
+        <w:t>fons</w:t>
+      </w:r>
+      <w:proofErr w:type="spellEnd"/>
+      <w:r>
+        <w:rPr>
+          <w:sz w:val="20"/>
+          <w:szCs w:val="20"/>
+          <w:lang w:val="es-ES"/>
+        </w:rPr>
+        <w:t xml:space="preserve"> TE22000053, </w:t>
+      </w:r>
+      <w:proofErr w:type="spellStart"/>
+      <w:r>
+        <w:rPr>
+          <w:sz w:val="20"/>
+          <w:szCs w:val="20"/>
+          <w:lang w:val="es-ES"/>
+        </w:rPr>
+        <w:t>d’acord</w:t>
+      </w:r>
+      <w:proofErr w:type="spellEnd"/>
+      <w:r>
+        <w:rPr>
+          <w:sz w:val="20"/>
+          <w:szCs w:val="20"/>
+          <w:lang w:val="es-ES"/>
+        </w:rPr>
+        <w:t xml:space="preserve"> </w:t>
+      </w:r>
+      <w:proofErr w:type="spellStart"/>
+      <w:r>
+        <w:rPr>
+          <w:sz w:val="20"/>
+          <w:szCs w:val="20"/>
+          <w:lang w:val="es-ES"/>
+        </w:rPr>
+        <w:t>amb</w:t>
+      </w:r>
+      <w:proofErr w:type="spellEnd"/>
+      <w:r>
+        <w:rPr>
+          <w:sz w:val="20"/>
+          <w:szCs w:val="20"/>
+          <w:lang w:val="es-ES"/>
+        </w:rPr>
+        <w:t xml:space="preserve"> les </w:t>
+      </w:r>
+      <w:proofErr w:type="spellStart"/>
+      <w:r>
+        <w:rPr>
+          <w:sz w:val="20"/>
+          <w:szCs w:val="20"/>
+          <w:lang w:val="es-ES"/>
+        </w:rPr>
+        <w:t>disposicions</w:t>
+      </w:r>
+      <w:proofErr w:type="spellEnd"/>
+      <w:r>
+        <w:rPr>
+          <w:sz w:val="20"/>
+          <w:szCs w:val="20"/>
+          <w:lang w:val="es-ES"/>
+        </w:rPr>
+        <w:t xml:space="preserve"> i </w:t>
+      </w:r>
+      <w:proofErr w:type="spellStart"/>
+      <w:r>
+        <w:rPr>
+          <w:sz w:val="20"/>
+          <w:szCs w:val="20"/>
+          <w:lang w:val="es-ES"/>
+        </w:rPr>
+        <w:t>criteris</w:t>
+      </w:r>
+      <w:proofErr w:type="spellEnd"/>
+      <w:r>
+        <w:rPr>
+          <w:sz w:val="20"/>
+          <w:szCs w:val="20"/>
+          <w:lang w:val="es-ES"/>
+        </w:rPr>
+        <w:t xml:space="preserve"> </w:t>
+      </w:r>
+      <w:proofErr w:type="spellStart"/>
+      <w:r>
+        <w:rPr>
+          <w:sz w:val="20"/>
+          <w:szCs w:val="20"/>
+          <w:lang w:val="es-ES"/>
+        </w:rPr>
+        <w:t>establits</w:t>
+      </w:r>
+      <w:proofErr w:type="spellEnd"/>
+      <w:r>
+        <w:rPr>
+          <w:sz w:val="20"/>
+          <w:szCs w:val="20"/>
+          <w:lang w:val="es-ES"/>
+        </w:rPr>
+        <w:t xml:space="preserve"> en el </w:t>
+      </w:r>
+      <w:proofErr w:type="spellStart"/>
+      <w:r>
+        <w:rPr>
+          <w:sz w:val="20"/>
+          <w:szCs w:val="20"/>
+          <w:lang w:val="es-ES"/>
+        </w:rPr>
+        <w:t>marc</w:t>
+      </w:r>
+      <w:proofErr w:type="spellEnd"/>
+      <w:r>
+        <w:rPr>
+          <w:sz w:val="20"/>
+          <w:szCs w:val="20"/>
+          <w:lang w:val="es-ES"/>
+        </w:rPr>
+        <w:t xml:space="preserve"> de </w:t>
+      </w:r>
+      <w:proofErr w:type="spellStart"/>
+      <w:r>
+        <w:rPr>
+          <w:sz w:val="20"/>
+          <w:szCs w:val="20"/>
+          <w:lang w:val="es-ES"/>
+        </w:rPr>
+        <w:t>finançament</w:t>
+      </w:r>
+      <w:proofErr w:type="spellEnd"/>
+      <w:r>
+        <w:rPr>
+          <w:sz w:val="20"/>
+          <w:szCs w:val="20"/>
+          <w:lang w:val="es-ES"/>
+        </w:rPr>
+        <w:t xml:space="preserve"> </w:t>
+      </w:r>
+      <w:proofErr w:type="spellStart"/>
+      <w:r>
+        <w:rPr>
+          <w:sz w:val="20"/>
+          <w:szCs w:val="20"/>
+          <w:lang w:val="es-ES"/>
+        </w:rPr>
+        <w:t>corresponent</w:t>
+      </w:r>
+      <w:proofErr w:type="spellEnd"/>
+      <w:r>
+        <w:rPr>
+          <w:sz w:val="20"/>
+          <w:szCs w:val="20"/>
+          <w:lang w:val="es-ES"/>
+        </w:rPr>
+        <w:t xml:space="preserve">. </w:t>
+      </w:r>
+      <w:proofErr w:type="spellStart"/>
+      <w:r>
+        <w:rPr>
+          <w:sz w:val="20"/>
+          <w:szCs w:val="20"/>
+          <w:lang w:val="es-ES"/>
+        </w:rPr>
+        <w:t>Aquesta</w:t>
+      </w:r>
+      <w:proofErr w:type="spellEnd"/>
+      <w:r>
+        <w:rPr>
+          <w:sz w:val="20"/>
+          <w:szCs w:val="20"/>
+          <w:lang w:val="es-ES"/>
+        </w:rPr>
+        <w:t xml:space="preserve"> </w:t>
+      </w:r>
+      <w:proofErr w:type="spellStart"/>
+      <w:r>
+        <w:rPr>
+          <w:sz w:val="20"/>
+          <w:szCs w:val="20"/>
+          <w:lang w:val="es-ES"/>
+        </w:rPr>
+        <w:t>actuació</w:t>
+      </w:r>
+      <w:proofErr w:type="spellEnd"/>
+      <w:r>
+        <w:rPr>
+          <w:sz w:val="20"/>
+          <w:szCs w:val="20"/>
+          <w:lang w:val="es-ES"/>
+        </w:rPr>
+        <w:t xml:space="preserve"> </w:t>
+      </w:r>
+      <w:proofErr w:type="spellStart"/>
+      <w:r>
+        <w:rPr>
+          <w:sz w:val="20"/>
+          <w:szCs w:val="20"/>
+          <w:lang w:val="es-ES"/>
+        </w:rPr>
+        <w:t>s’emmarca</w:t>
+      </w:r>
+      <w:proofErr w:type="spellEnd"/>
+      <w:r>
+        <w:rPr>
+          <w:sz w:val="20"/>
+          <w:szCs w:val="20"/>
+          <w:lang w:val="es-ES"/>
+        </w:rPr>
+        <w:t xml:space="preserve"> </w:t>
+      </w:r>
+      <w:proofErr w:type="spellStart"/>
+      <w:r>
+        <w:rPr>
+          <w:sz w:val="20"/>
+          <w:szCs w:val="20"/>
+          <w:lang w:val="es-ES"/>
+        </w:rPr>
+        <w:t>dins</w:t>
+      </w:r>
+      <w:proofErr w:type="spellEnd"/>
+      <w:r>
+        <w:rPr>
+          <w:sz w:val="20"/>
+          <w:szCs w:val="20"/>
+          <w:lang w:val="es-ES"/>
+        </w:rPr>
+        <w:t xml:space="preserve"> </w:t>
+      </w:r>
+      <w:proofErr w:type="spellStart"/>
+      <w:r>
+        <w:rPr>
+          <w:sz w:val="20"/>
+          <w:szCs w:val="20"/>
+          <w:lang w:val="es-ES"/>
+        </w:rPr>
+        <w:t>dels</w:t>
+      </w:r>
+      <w:proofErr w:type="spellEnd"/>
+      <w:r>
+        <w:rPr>
+          <w:sz w:val="20"/>
+          <w:szCs w:val="20"/>
+          <w:lang w:val="es-ES"/>
+        </w:rPr>
+        <w:t xml:space="preserve"> programes de </w:t>
+      </w:r>
+      <w:proofErr w:type="spellStart"/>
+      <w:r>
+        <w:rPr>
+          <w:sz w:val="20"/>
+          <w:szCs w:val="20"/>
+          <w:lang w:val="es-ES"/>
+        </w:rPr>
+        <w:t>suport</w:t>
+      </w:r>
+      <w:proofErr w:type="spellEnd"/>
+      <w:r>
+        <w:rPr>
+          <w:sz w:val="20"/>
+          <w:szCs w:val="20"/>
+          <w:lang w:val="es-ES"/>
+        </w:rPr>
+        <w:t xml:space="preserve"> </w:t>
+      </w:r>
+      <w:proofErr w:type="spellStart"/>
+      <w:r>
+        <w:rPr>
+          <w:sz w:val="20"/>
+          <w:szCs w:val="20"/>
+          <w:lang w:val="es-ES"/>
+        </w:rPr>
+        <w:t>econòmic</w:t>
+      </w:r>
+      <w:proofErr w:type="spellEnd"/>
+      <w:r>
+        <w:rPr>
+          <w:sz w:val="20"/>
+          <w:szCs w:val="20"/>
+          <w:lang w:val="es-ES"/>
+        </w:rPr>
+        <w:t xml:space="preserve"> </w:t>
+      </w:r>
+      <w:proofErr w:type="spellStart"/>
+      <w:r>
+        <w:rPr>
+          <w:sz w:val="20"/>
+          <w:szCs w:val="20"/>
+          <w:lang w:val="es-ES"/>
+        </w:rPr>
+        <w:t>destinats</w:t>
+      </w:r>
+      <w:proofErr w:type="spellEnd"/>
+      <w:r>
+        <w:rPr>
+          <w:sz w:val="20"/>
+          <w:szCs w:val="20"/>
+          <w:lang w:val="es-ES"/>
+        </w:rPr>
+        <w:t xml:space="preserve"> a la </w:t>
+      </w:r>
+      <w:proofErr w:type="spellStart"/>
+      <w:r>
+        <w:rPr>
+          <w:sz w:val="20"/>
+          <w:szCs w:val="20"/>
+          <w:lang w:val="es-ES"/>
+        </w:rPr>
+        <w:t>millora</w:t>
+      </w:r>
+      <w:proofErr w:type="spellEnd"/>
+      <w:r>
+        <w:rPr>
+          <w:sz w:val="20"/>
+          <w:szCs w:val="20"/>
+          <w:lang w:val="es-ES"/>
+        </w:rPr>
+        <w:t xml:space="preserve"> i </w:t>
+      </w:r>
+      <w:proofErr w:type="spellStart"/>
+      <w:r>
+        <w:rPr>
+          <w:sz w:val="20"/>
+          <w:szCs w:val="20"/>
+          <w:lang w:val="es-ES"/>
+        </w:rPr>
+        <w:t>execució</w:t>
+      </w:r>
+      <w:proofErr w:type="spellEnd"/>
+      <w:r>
+        <w:rPr>
+          <w:sz w:val="20"/>
+          <w:szCs w:val="20"/>
+          <w:lang w:val="es-ES"/>
+        </w:rPr>
+        <w:t xml:space="preserve"> de </w:t>
+      </w:r>
+      <w:proofErr w:type="spellStart"/>
+      <w:r>
+        <w:rPr>
+          <w:sz w:val="20"/>
+          <w:szCs w:val="20"/>
+          <w:lang w:val="es-ES"/>
+        </w:rPr>
+        <w:t>projectes</w:t>
+      </w:r>
+      <w:proofErr w:type="spellEnd"/>
+      <w:r>
+        <w:rPr>
+          <w:sz w:val="20"/>
+          <w:szCs w:val="20"/>
+          <w:lang w:val="es-ES"/>
+        </w:rPr>
+        <w:t xml:space="preserve"> </w:t>
+      </w:r>
+      <w:proofErr w:type="spellStart"/>
+      <w:r>
+        <w:rPr>
+          <w:sz w:val="20"/>
+          <w:szCs w:val="20"/>
+          <w:lang w:val="es-ES"/>
+        </w:rPr>
+        <w:t>vinculats</w:t>
+      </w:r>
+      <w:proofErr w:type="spellEnd"/>
+      <w:r>
+        <w:rPr>
+          <w:sz w:val="20"/>
+          <w:szCs w:val="20"/>
+          <w:lang w:val="es-ES"/>
+        </w:rPr>
+        <w:t xml:space="preserve"> a la formació </w:t>
+      </w:r>
+      <w:proofErr w:type="spellStart"/>
+      <w:r>
+        <w:rPr>
+          <w:sz w:val="20"/>
+          <w:szCs w:val="20"/>
+          <w:lang w:val="es-ES"/>
+        </w:rPr>
+        <w:t>professional</w:t>
+      </w:r>
+      <w:proofErr w:type="spellEnd"/>
+      <w:r>
+        <w:rPr>
           <w:sz w:val="20"/>
           <w:szCs w:val="20"/>
           <w:lang w:val="es-ES"/>
@@ -3692,6 +4230,7 @@
           <w:szCs w:val="20"/>
           <w:lang w:val="es-ES"/>
         </w:rPr>
+        <w:lastRenderedPageBreak/>
         <w:t xml:space="preserve">-EMPRESA2, </w:t>
       </w:r>
       <w:proofErr w:type="spellStart"/>
@@ -3956,7 +4495,6 @@
           <w:szCs w:val="20"/>
           <w:lang w:val="es-ES"/>
         </w:rPr>
-        <w:lastRenderedPageBreak/>
         <w:t xml:space="preserve">EXEMPLE: Es considera la </w:t>
       </w:r>
       <w:proofErr w:type="spellStart"/>
@@ -4629,31 +5167,7 @@
           <w:szCs w:val="20"/>
           <w:lang w:val="es-ES"/>
         </w:rPr>
-        <w:t xml:space="preserve">, </w:t>
-      </w:r>
-      <w:proofErr w:type="gramStart"/>
-      <w:r>
-        <w:rPr>
-          <w:b/>
-          <w:bCs/>
-          <w:color w:val="C00000"/>
-          <w:sz w:val="20"/>
-          <w:szCs w:val="20"/>
-          <w:lang w:val="es-ES"/>
-        </w:rPr>
-        <w:t>manifestar</w:t>
-      </w:r>
-      <w:proofErr w:type="gramEnd"/>
-      <w:r>
-        <w:rPr>
-          <w:b/>
-          <w:bCs/>
-          <w:color w:val="C00000"/>
-          <w:sz w:val="20"/>
-          <w:szCs w:val="20"/>
-          <w:lang w:val="es-ES"/>
-        </w:rPr>
-        <w:t xml:space="preserve"> que es tracta de </w:t>
+        <w:t xml:space="preserve">, manifestar que es tracta de </w:t>
       </w:r>
       <w:proofErr w:type="spellStart"/>
       <w:r>
@@ -5840,16 +6354,11 @@
           <w:szCs w:val="20"/>
           <w:lang w:val="es-ES"/>
         </w:rPr>
-        <w:t>DIRECCIÓ DEL CEFIRE</w:t>
+        <w:t>EL CAP DE SERVEI</w:t>
       </w:r>
     </w:p>
     <w:sectPr>
-      <w:headerReference w:type="even" r:id="rId10"/>
-      <w:headerReference w:type="default" r:id="rId11"/>
-      <w:footerReference w:type="even" r:id="rId12"/>
-      <w:footerReference w:type="default" r:id="rId13"/>
-      <w:headerReference w:type="first" r:id="rId14"/>
-      <w:footerReference w:type="first" r:id="rId15"/>
+      <w:headerReference w:type="default" r:id="rId10"/>
       <w:pgSz w:w="11906" w:h="16838"/>
       <w:pgMar w:top="2552" w:right="1134" w:bottom="720" w:left="1134" w:header="720" w:footer="0" w:gutter="0"/>
       <w:cols w:space="720"/>
@@ -5861,7 +6370,7 @@
 </file>
 
 <file path=word/endnotes.xml><?xml version="1.0" encoding="utf-8"?>
-<w:endnotes xmlns:wpc="http://schemas.microsoft.com/office/word/2010/wordprocessingCanvas" xmlns:cx="http://schemas.microsoft.com/office/drawing/2014/chartex" xmlns:cx1="http://schemas.microsoft.com/office/drawing/2015/9/8/chartex" xmlns:cx2="http://schemas.microsoft.com/office/drawing/2015/10/21/chartex" xmlns:cx3="http://schemas.microsoft.com/office/drawing/2016/5/9/chartex" xmlns:cx4="http://schemas.microsoft.com/office/drawing/2016/5/10/chartex" xmlns:cx5="http://schemas.microsoft.com/office/drawing/2016/5/11/chartex" xmlns:cx6="http://schemas.microsoft.com/office/drawing/2016/5/12/chartex" xmlns:cx7="http://schemas.microsoft.com/office/drawing/2016/5/13/chartex" xmlns:cx8="http://schemas.microsoft.com/office/drawing/2016/5/14/chartex" xmlns:mc="http://schemas.openxmlformats.org/markup-compatibility/2006" xmlns:aink="http://schemas.microsoft.com/office/drawing/2016/ink" xmlns:am3d="http://schemas.microsoft.com/office/drawing/2017/model3d" xmlns:o="urn:schemas-microsoft-com:office:office" xmlns:oel="http://schemas.microsoft.com/office/2019/extlst" xmlns:r="http://schemas.openxmlformats.org/officeDocument/2006/relationships" xmlns:m="http://schemas.openxmlformats.org/officeDocument/2006/math" xmlns:v="urn:schemas-microsoft-com:vml" xmlns:wp14="http://schemas.microsoft.com/office/word/2010/wordprocessingDrawing" xmlns:wp="http://schemas.openxmlformats.org/drawingml/2006/wordprocessingDrawing" xmlns:w10="urn:schemas-microsoft-com:office:word" xmlns:w="http://schemas.openxmlformats.org/wordprocessingml/2006/main" xmlns:w14="http://schemas.microsoft.com/office/word/2010/wordml" xmlns:w15="http://schemas.microsoft.com/office/word/2012/wordml" xmlns:w16cex="http://schemas.microsoft.com/office/word/2018/wordml/cex" xmlns:w16cid="http://schemas.microsoft.com/office/word/2016/wordml/cid" xmlns:w16="http://schemas.microsoft.com/office/word/2018/wordml" xmlns:w16du="http://schemas.microsoft.com/office/word/2023/wordml/word16du" xmlns:w16sdtdh="http://schemas.microsoft.com/office/word/2020/wordml/sdtdatahash" xmlns:w16sdtfl="http://schemas.microsoft.com/office/word/2024/wordml/sdtformatlock" xmlns:w16se="http://schemas.microsoft.com/office/word/2015/wordml/symex" xmlns:wpg="http://schemas.microsoft.com/office/word/2010/wordprocessingGroup" xmlns:wpi="http://schemas.microsoft.com/office/word/2010/wordprocessingInk" xmlns:wne="http://schemas.microsoft.com/office/word/2006/wordml" xmlns:wps="http://schemas.microsoft.com/office/word/2010/wordprocessingShape" mc:Ignorable="w14 w15 w16se w16cid w16 w16cex w16sdtdh w16sdtfl w16du wp14">
+<w:endnotes xmlns:wpc="http://schemas.microsoft.com/office/word/2010/wordprocessingCanvas" xmlns:cx="http://schemas.microsoft.com/office/drawing/2014/chartex" xmlns:cx1="http://schemas.microsoft.com/office/drawing/2015/9/8/chartex" xmlns:cx2="http://schemas.microsoft.com/office/drawing/2015/10/21/chartex" xmlns:cx3="http://schemas.microsoft.com/office/drawing/2016/5/9/chartex" xmlns:cx4="http://schemas.microsoft.com/office/drawing/2016/5/10/chartex" xmlns:cx5="http://schemas.microsoft.com/office/drawing/2016/5/11/chartex" xmlns:cx6="http://schemas.microsoft.com/office/drawing/2016/5/12/chartex" xmlns:cx7="http://schemas.microsoft.com/office/drawing/2016/5/13/chartex" xmlns:cx8="http://schemas.microsoft.com/office/drawing/2016/5/14/chartex" xmlns:mc="http://schemas.openxmlformats.org/markup-compatibility/2006" xmlns:aink="http://schemas.microsoft.com/office/drawing/2016/ink" xmlns:am3d="http://schemas.microsoft.com/office/drawing/2017/model3d" xmlns:o="urn:schemas-microsoft-com:office:office" xmlns:oel="http://schemas.microsoft.com/office/2019/extlst" xmlns:r="http://schemas.openxmlformats.org/officeDocument/2006/relationships" xmlns:m="http://schemas.openxmlformats.org/officeDocument/2006/math" xmlns:v="urn:schemas-microsoft-com:vml" xmlns:wp14="http://schemas.microsoft.com/office/word/2010/wordprocessingDrawing" xmlns:wp="http://schemas.openxmlformats.org/drawingml/2006/wordprocessingDrawing" xmlns:w10="urn:schemas-microsoft-com:office:word" xmlns:w="http://schemas.openxmlformats.org/wordprocessingml/2006/main" xmlns:w14="http://schemas.microsoft.com/office/word/2010/wordml" xmlns:w15="http://schemas.microsoft.com/office/word/2012/wordml" xmlns:w16cex="http://schemas.microsoft.com/office/word/2018/wordml/cex" xmlns:w16cid="http://schemas.microsoft.com/office/word/2016/wordml/cid" xmlns:w16="http://schemas.microsoft.com/office/word/2018/wordml" xmlns:w16sdtdh="http://schemas.microsoft.com/office/word/2020/wordml/sdtdatahash" xmlns:w16se="http://schemas.microsoft.com/office/word/2015/wordml/symex" xmlns:wpg="http://schemas.microsoft.com/office/word/2010/wordprocessingGroup" xmlns:wpi="http://schemas.microsoft.com/office/word/2010/wordprocessingInk" xmlns:wne="http://schemas.microsoft.com/office/word/2006/wordml" xmlns:wps="http://schemas.microsoft.com/office/word/2010/wordprocessingShape" mc:Ignorable="w14 w15 w16se w16cid w16 w16cex w16sdtdh wp14">
   <w:endnote w:type="separator" w:id="-1">
     <w:p>
       <w:r>
@@ -5879,38 +6388,8 @@
 </w:endnotes>
 </file>
 
-<file path=word/footer1.xml><?xml version="1.0" encoding="utf-8"?>
-<w:ftr xmlns:wpc="http://schemas.microsoft.com/office/word/2010/wordprocessingCanvas" xmlns:cx="http://schemas.microsoft.com/office/drawing/2014/chartex" xmlns:cx1="http://schemas.microsoft.com/office/drawing/2015/9/8/chartex" xmlns:cx2="http://schemas.microsoft.com/office/drawing/2015/10/21/chartex" xmlns:cx3="http://schemas.microsoft.com/office/drawing/2016/5/9/chartex" xmlns:cx4="http://schemas.microsoft.com/office/drawing/2016/5/10/chartex" xmlns:cx5="http://schemas.microsoft.com/office/drawing/2016/5/11/chartex" xmlns:cx6="http://schemas.microsoft.com/office/drawing/2016/5/12/chartex" xmlns:cx7="http://schemas.microsoft.com/office/drawing/2016/5/13/chartex" xmlns:cx8="http://schemas.microsoft.com/office/drawing/2016/5/14/chartex" xmlns:mc="http://schemas.openxmlformats.org/markup-compatibility/2006" xmlns:aink="http://schemas.microsoft.com/office/drawing/2016/ink" xmlns:am3d="http://schemas.microsoft.com/office/drawing/2017/model3d" xmlns:o="urn:schemas-microsoft-com:office:office" xmlns:oel="http://schemas.microsoft.com/office/2019/extlst" xmlns:r="http://schemas.openxmlformats.org/officeDocument/2006/relationships" xmlns:m="http://schemas.openxmlformats.org/officeDocument/2006/math" xmlns:v="urn:schemas-microsoft-com:vml" xmlns:wp14="http://schemas.microsoft.com/office/word/2010/wordprocessingDrawing" xmlns:wp="http://schemas.openxmlformats.org/drawingml/2006/wordprocessingDrawing" xmlns:w10="urn:schemas-microsoft-com:office:word" xmlns:w="http://schemas.openxmlformats.org/wordprocessingml/2006/main" xmlns:w14="http://schemas.microsoft.com/office/word/2010/wordml" xmlns:w15="http://schemas.microsoft.com/office/word/2012/wordml" xmlns:w16cex="http://schemas.microsoft.com/office/word/2018/wordml/cex" xmlns:w16cid="http://schemas.microsoft.com/office/word/2016/wordml/cid" xmlns:w16="http://schemas.microsoft.com/office/word/2018/wordml" xmlns:w16du="http://schemas.microsoft.com/office/word/2023/wordml/word16du" xmlns:w16sdtdh="http://schemas.microsoft.com/office/word/2020/wordml/sdtdatahash" xmlns:w16sdtfl="http://schemas.microsoft.com/office/word/2024/wordml/sdtformatlock" xmlns:w16se="http://schemas.microsoft.com/office/word/2015/wordml/symex" xmlns:wpg="http://schemas.microsoft.com/office/word/2010/wordprocessingGroup" xmlns:wpi="http://schemas.microsoft.com/office/word/2010/wordprocessingInk" xmlns:wne="http://schemas.microsoft.com/office/word/2006/wordml" xmlns:wps="http://schemas.microsoft.com/office/word/2010/wordprocessingShape" mc:Ignorable="w14 w15 w16se w16cid w16 w16cex w16sdtdh w16sdtfl w16du wp14">
-  <w:p>
-    <w:pPr>
-      <w:pStyle w:val="Piedepgina"/>
-    </w:pPr>
-  </w:p>
-</w:ftr>
-</file>
-
-<file path=word/footer2.xml><?xml version="1.0" encoding="utf-8"?>
-<w:ftr xmlns:wpc="http://schemas.microsoft.com/office/word/2010/wordprocessingCanvas" xmlns:cx="http://schemas.microsoft.com/office/drawing/2014/chartex" xmlns:cx1="http://schemas.microsoft.com/office/drawing/2015/9/8/chartex" xmlns:cx2="http://schemas.microsoft.com/office/drawing/2015/10/21/chartex" xmlns:cx3="http://schemas.microsoft.com/office/drawing/2016/5/9/chartex" xmlns:cx4="http://schemas.microsoft.com/office/drawing/2016/5/10/chartex" xmlns:cx5="http://schemas.microsoft.com/office/drawing/2016/5/11/chartex" xmlns:cx6="http://schemas.microsoft.com/office/drawing/2016/5/12/chartex" xmlns:cx7="http://schemas.microsoft.com/office/drawing/2016/5/13/chartex" xmlns:cx8="http://schemas.microsoft.com/office/drawing/2016/5/14/chartex" xmlns:mc="http://schemas.openxmlformats.org/markup-compatibility/2006" xmlns:aink="http://schemas.microsoft.com/office/drawing/2016/ink" xmlns:am3d="http://schemas.microsoft.com/office/drawing/2017/model3d" xmlns:o="urn:schemas-microsoft-com:office:office" xmlns:oel="http://schemas.microsoft.com/office/2019/extlst" xmlns:r="http://schemas.openxmlformats.org/officeDocument/2006/relationships" xmlns:m="http://schemas.openxmlformats.org/officeDocument/2006/math" xmlns:v="urn:schemas-microsoft-com:vml" xmlns:wp14="http://schemas.microsoft.com/office/word/2010/wordprocessingDrawing" xmlns:wp="http://schemas.openxmlformats.org/drawingml/2006/wordprocessingDrawing" xmlns:w10="urn:schemas-microsoft-com:office:word" xmlns:w="http://schemas.openxmlformats.org/wordprocessingml/2006/main" xmlns:w14="http://schemas.microsoft.com/office/word/2010/wordml" xmlns:w15="http://schemas.microsoft.com/office/word/2012/wordml" xmlns:w16cex="http://schemas.microsoft.com/office/word/2018/wordml/cex" xmlns:w16cid="http://schemas.microsoft.com/office/word/2016/wordml/cid" xmlns:w16="http://schemas.microsoft.com/office/word/2018/wordml" xmlns:w16du="http://schemas.microsoft.com/office/word/2023/wordml/word16du" xmlns:w16sdtdh="http://schemas.microsoft.com/office/word/2020/wordml/sdtdatahash" xmlns:w16sdtfl="http://schemas.microsoft.com/office/word/2024/wordml/sdtformatlock" xmlns:w16se="http://schemas.microsoft.com/office/word/2015/wordml/symex" xmlns:wpg="http://schemas.microsoft.com/office/word/2010/wordprocessingGroup" xmlns:wpi="http://schemas.microsoft.com/office/word/2010/wordprocessingInk" xmlns:wne="http://schemas.microsoft.com/office/word/2006/wordml" xmlns:wps="http://schemas.microsoft.com/office/word/2010/wordprocessingShape" mc:Ignorable="w14 w15 w16se w16cid w16 w16cex w16sdtdh w16sdtfl w16du wp14">
-  <w:p>
-    <w:pPr>
-      <w:pStyle w:val="Piedepgina"/>
-    </w:pPr>
-  </w:p>
-</w:ftr>
-</file>
-
-<file path=word/footer3.xml><?xml version="1.0" encoding="utf-8"?>
-<w:ftr xmlns:wpc="http://schemas.microsoft.com/office/word/2010/wordprocessingCanvas" xmlns:cx="http://schemas.microsoft.com/office/drawing/2014/chartex" xmlns:cx1="http://schemas.microsoft.com/office/drawing/2015/9/8/chartex" xmlns:cx2="http://schemas.microsoft.com/office/drawing/2015/10/21/chartex" xmlns:cx3="http://schemas.microsoft.com/office/drawing/2016/5/9/chartex" xmlns:cx4="http://schemas.microsoft.com/office/drawing/2016/5/10/chartex" xmlns:cx5="http://schemas.microsoft.com/office/drawing/2016/5/11/chartex" xmlns:cx6="http://schemas.microsoft.com/office/drawing/2016/5/12/chartex" xmlns:cx7="http://schemas.microsoft.com/office/drawing/2016/5/13/chartex" xmlns:cx8="http://schemas.microsoft.com/office/drawing/2016/5/14/chartex" xmlns:mc="http://schemas.openxmlformats.org/markup-compatibility/2006" xmlns:aink="http://schemas.microsoft.com/office/drawing/2016/ink" xmlns:am3d="http://schemas.microsoft.com/office/drawing/2017/model3d" xmlns:o="urn:schemas-microsoft-com:office:office" xmlns:oel="http://schemas.microsoft.com/office/2019/extlst" xmlns:r="http://schemas.openxmlformats.org/officeDocument/2006/relationships" xmlns:m="http://schemas.openxmlformats.org/officeDocument/2006/math" xmlns:v="urn:schemas-microsoft-com:vml" xmlns:wp14="http://schemas.microsoft.com/office/word/2010/wordprocessingDrawing" xmlns:wp="http://schemas.openxmlformats.org/drawingml/2006/wordprocessingDrawing" xmlns:w10="urn:schemas-microsoft-com:office:word" xmlns:w="http://schemas.openxmlformats.org/wordprocessingml/2006/main" xmlns:w14="http://schemas.microsoft.com/office/word/2010/wordml" xmlns:w15="http://schemas.microsoft.com/office/word/2012/wordml" xmlns:w16cex="http://schemas.microsoft.com/office/word/2018/wordml/cex" xmlns:w16cid="http://schemas.microsoft.com/office/word/2016/wordml/cid" xmlns:w16="http://schemas.microsoft.com/office/word/2018/wordml" xmlns:w16du="http://schemas.microsoft.com/office/word/2023/wordml/word16du" xmlns:w16sdtdh="http://schemas.microsoft.com/office/word/2020/wordml/sdtdatahash" xmlns:w16sdtfl="http://schemas.microsoft.com/office/word/2024/wordml/sdtformatlock" xmlns:w16se="http://schemas.microsoft.com/office/word/2015/wordml/symex" xmlns:wpg="http://schemas.microsoft.com/office/word/2010/wordprocessingGroup" xmlns:wpi="http://schemas.microsoft.com/office/word/2010/wordprocessingInk" xmlns:wne="http://schemas.microsoft.com/office/word/2006/wordml" xmlns:wps="http://schemas.microsoft.com/office/word/2010/wordprocessingShape" mc:Ignorable="w14 w15 w16se w16cid w16 w16cex w16sdtdh w16sdtfl w16du wp14">
-  <w:p>
-    <w:pPr>
-      <w:pStyle w:val="Piedepgina"/>
-    </w:pPr>
-  </w:p>
-</w:ftr>
-</file>
-
 <file path=word/footnotes.xml><?xml version="1.0" encoding="utf-8"?>
-<w:footnotes xmlns:wpc="http://schemas.microsoft.com/office/word/2010/wordprocessingCanvas" xmlns:cx="http://schemas.microsoft.com/office/drawing/2014/chartex" xmlns:cx1="http://schemas.microsoft.com/office/drawing/2015/9/8/chartex" xmlns:cx2="http://schemas.microsoft.com/office/drawing/2015/10/21/chartex" xmlns:cx3="http://schemas.microsoft.com/office/drawing/2016/5/9/chartex" xmlns:cx4="http://schemas.microsoft.com/office/drawing/2016/5/10/chartex" xmlns:cx5="http://schemas.microsoft.com/office/drawing/2016/5/11/chartex" xmlns:cx6="http://schemas.microsoft.com/office/drawing/2016/5/12/chartex" xmlns:cx7="http://schemas.microsoft.com/office/drawing/2016/5/13/chartex" xmlns:cx8="http://schemas.microsoft.com/office/drawing/2016/5/14/chartex" xmlns:mc="http://schemas.openxmlformats.org/markup-compatibility/2006" xmlns:aink="http://schemas.microsoft.com/office/drawing/2016/ink" xmlns:am3d="http://schemas.microsoft.com/office/drawing/2017/model3d" xmlns:o="urn:schemas-microsoft-com:office:office" xmlns:oel="http://schemas.microsoft.com/office/2019/extlst" xmlns:r="http://schemas.openxmlformats.org/officeDocument/2006/relationships" xmlns:m="http://schemas.openxmlformats.org/officeDocument/2006/math" xmlns:v="urn:schemas-microsoft-com:vml" xmlns:wp14="http://schemas.microsoft.com/office/word/2010/wordprocessingDrawing" xmlns:wp="http://schemas.openxmlformats.org/drawingml/2006/wordprocessingDrawing" xmlns:w10="urn:schemas-microsoft-com:office:word" xmlns:w="http://schemas.openxmlformats.org/wordprocessingml/2006/main" xmlns:w14="http://schemas.microsoft.com/office/word/2010/wordml" xmlns:w15="http://schemas.microsoft.com/office/word/2012/wordml" xmlns:w16cex="http://schemas.microsoft.com/office/word/2018/wordml/cex" xmlns:w16cid="http://schemas.microsoft.com/office/word/2016/wordml/cid" xmlns:w16="http://schemas.microsoft.com/office/word/2018/wordml" xmlns:w16du="http://schemas.microsoft.com/office/word/2023/wordml/word16du" xmlns:w16sdtdh="http://schemas.microsoft.com/office/word/2020/wordml/sdtdatahash" xmlns:w16sdtfl="http://schemas.microsoft.com/office/word/2024/wordml/sdtformatlock" xmlns:w16se="http://schemas.microsoft.com/office/word/2015/wordml/symex" xmlns:wpg="http://schemas.microsoft.com/office/word/2010/wordprocessingGroup" xmlns:wpi="http://schemas.microsoft.com/office/word/2010/wordprocessingInk" xmlns:wne="http://schemas.microsoft.com/office/word/2006/wordml" xmlns:wps="http://schemas.microsoft.com/office/word/2010/wordprocessingShape" mc:Ignorable="w14 w15 w16se w16cid w16 w16cex w16sdtdh w16sdtfl w16du wp14">
+<w:footnotes xmlns:wpc="http://schemas.microsoft.com/office/word/2010/wordprocessingCanvas" xmlns:cx="http://schemas.microsoft.com/office/drawing/2014/chartex" xmlns:cx1="http://schemas.microsoft.com/office/drawing/2015/9/8/chartex" xmlns:cx2="http://schemas.microsoft.com/office/drawing/2015/10/21/chartex" xmlns:cx3="http://schemas.microsoft.com/office/drawing/2016/5/9/chartex" xmlns:cx4="http://schemas.microsoft.com/office/drawing/2016/5/10/chartex" xmlns:cx5="http://schemas.microsoft.com/office/drawing/2016/5/11/chartex" xmlns:cx6="http://schemas.microsoft.com/office/drawing/2016/5/12/chartex" xmlns:cx7="http://schemas.microsoft.com/office/drawing/2016/5/13/chartex" xmlns:cx8="http://schemas.microsoft.com/office/drawing/2016/5/14/chartex" xmlns:mc="http://schemas.openxmlformats.org/markup-compatibility/2006" xmlns:aink="http://schemas.microsoft.com/office/drawing/2016/ink" xmlns:am3d="http://schemas.microsoft.com/office/drawing/2017/model3d" xmlns:o="urn:schemas-microsoft-com:office:office" xmlns:oel="http://schemas.microsoft.com/office/2019/extlst" xmlns:r="http://schemas.openxmlformats.org/officeDocument/2006/relationships" xmlns:m="http://schemas.openxmlformats.org/officeDocument/2006/math" xmlns:v="urn:schemas-microsoft-com:vml" xmlns:wp14="http://schemas.microsoft.com/office/word/2010/wordprocessingDrawing" xmlns:wp="http://schemas.openxmlformats.org/drawingml/2006/wordprocessingDrawing" xmlns:w10="urn:schemas-microsoft-com:office:word" xmlns:w="http://schemas.openxmlformats.org/wordprocessingml/2006/main" xmlns:w14="http://schemas.microsoft.com/office/word/2010/wordml" xmlns:w15="http://schemas.microsoft.com/office/word/2012/wordml" xmlns:w16cex="http://schemas.microsoft.com/office/word/2018/wordml/cex" xmlns:w16cid="http://schemas.microsoft.com/office/word/2016/wordml/cid" xmlns:w16="http://schemas.microsoft.com/office/word/2018/wordml" xmlns:w16sdtdh="http://schemas.microsoft.com/office/word/2020/wordml/sdtdatahash" xmlns:w16se="http://schemas.microsoft.com/office/word/2015/wordml/symex" xmlns:wpg="http://schemas.microsoft.com/office/word/2010/wordprocessingGroup" xmlns:wpi="http://schemas.microsoft.com/office/word/2010/wordprocessingInk" xmlns:wne="http://schemas.microsoft.com/office/word/2006/wordml" xmlns:wps="http://schemas.microsoft.com/office/word/2010/wordprocessingShape" mc:Ignorable="w14 w15 w16se w16cid w16 w16cex w16sdtdh wp14">
   <w:footnote w:type="separator" w:id="-1">
     <w:p>
       <w:r>
@@ -5929,21 +6408,48 @@
 </file>
 
 <file path=word/header1.xml><?xml version="1.0" encoding="utf-8"?>
-<w:hdr xmlns:wpc="http://schemas.microsoft.com/office/word/2010/wordprocessingCanvas" xmlns:cx="http://schemas.microsoft.com/office/drawing/2014/chartex" xmlns:cx1="http://schemas.microsoft.com/office/drawing/2015/9/8/chartex" xmlns:cx2="http://schemas.microsoft.com/office/drawing/2015/10/21/chartex" xmlns:cx3="http://schemas.microsoft.com/office/drawing/2016/5/9/chartex" xmlns:cx4="http://schemas.microsoft.com/office/drawing/2016/5/10/chartex" xmlns:cx5="http://schemas.microsoft.com/office/drawing/2016/5/11/chartex" xmlns:cx6="http://schemas.microsoft.com/office/drawing/2016/5/12/chartex" xmlns:cx7="http://schemas.microsoft.com/office/drawing/2016/5/13/chartex" xmlns:cx8="http://schemas.microsoft.com/office/drawing/2016/5/14/chartex" xmlns:mc="http://schemas.openxmlformats.org/markup-compatibility/2006" xmlns:aink="http://schemas.microsoft.com/office/drawing/2016/ink" xmlns:am3d="http://schemas.microsoft.com/office/drawing/2017/model3d" xmlns:o="urn:schemas-microsoft-com:office:office" xmlns:oel="http://schemas.microsoft.com/office/2019/extlst" xmlns:r="http://schemas.openxmlformats.org/officeDocument/2006/relationships" xmlns:m="http://schemas.openxmlformats.org/officeDocument/2006/math" xmlns:v="urn:schemas-microsoft-com:vml" xmlns:wp14="http://schemas.microsoft.com/office/word/2010/wordprocessingDrawing" xmlns:wp="http://schemas.openxmlformats.org/drawingml/2006/wordprocessingDrawing" xmlns:w10="urn:schemas-microsoft-com:office:word" xmlns:w="http://schemas.openxmlformats.org/wordprocessingml/2006/main" xmlns:w14="http://schemas.microsoft.com/office/word/2010/wordml" xmlns:w15="http://schemas.microsoft.com/office/word/2012/wordml" xmlns:w16cex="http://schemas.microsoft.com/office/word/2018/wordml/cex" xmlns:w16cid="http://schemas.microsoft.com/office/word/2016/wordml/cid" xmlns:w16="http://schemas.microsoft.com/office/word/2018/wordml" xmlns:w16du="http://schemas.microsoft.com/office/word/2023/wordml/word16du" xmlns:w16sdtdh="http://schemas.microsoft.com/office/word/2020/wordml/sdtdatahash" xmlns:w16sdtfl="http://schemas.microsoft.com/office/word/2024/wordml/sdtformatlock" xmlns:w16se="http://schemas.microsoft.com/office/word/2015/wordml/symex" xmlns:wpg="http://schemas.microsoft.com/office/word/2010/wordprocessingGroup" xmlns:wpi="http://schemas.microsoft.com/office/word/2010/wordprocessingInk" xmlns:wne="http://schemas.microsoft.com/office/word/2006/wordml" xmlns:wps="http://schemas.microsoft.com/office/word/2010/wordprocessingShape" mc:Ignorable="w14 w15 w16se w16cid w16 w16cex w16sdtdh w16sdtfl w16du wp14">
+<w:hdr xmlns:wpc="http://schemas.microsoft.com/office/word/2010/wordprocessingCanvas" xmlns:cx="http://schemas.microsoft.com/office/drawing/2014/chartex" xmlns:cx1="http://schemas.microsoft.com/office/drawing/2015/9/8/chartex" xmlns:cx2="http://schemas.microsoft.com/office/drawing/2015/10/21/chartex" xmlns:cx3="http://schemas.microsoft.com/office/drawing/2016/5/9/chartex" xmlns:cx4="http://schemas.microsoft.com/office/drawing/2016/5/10/chartex" xmlns:cx5="http://schemas.microsoft.com/office/drawing/2016/5/11/chartex" xmlns:cx6="http://schemas.microsoft.com/office/drawing/2016/5/12/chartex" xmlns:cx7="http://schemas.microsoft.com/office/drawing/2016/5/13/chartex" xmlns:cx8="http://schemas.microsoft.com/office/drawing/2016/5/14/chartex" xmlns:mc="http://schemas.openxmlformats.org/markup-compatibility/2006" xmlns:aink="http://schemas.microsoft.com/office/drawing/2016/ink" xmlns:am3d="http://schemas.microsoft.com/office/drawing/2017/model3d" xmlns:o="urn:schemas-microsoft-com:office:office" xmlns:oel="http://schemas.microsoft.com/office/2019/extlst" xmlns:r="http://schemas.openxmlformats.org/officeDocument/2006/relationships" xmlns:m="http://schemas.openxmlformats.org/officeDocument/2006/math" xmlns:v="urn:schemas-microsoft-com:vml" xmlns:wp14="http://schemas.microsoft.com/office/word/2010/wordprocessingDrawing" xmlns:wp="http://schemas.openxmlformats.org/drawingml/2006/wordprocessingDrawing" xmlns:w10="urn:schemas-microsoft-com:office:word" xmlns:w="http://schemas.openxmlformats.org/wordprocessingml/2006/main" xmlns:w14="http://schemas.microsoft.com/office/word/2010/wordml" xmlns:w15="http://schemas.microsoft.com/office/word/2012/wordml" xmlns:w16cex="http://schemas.microsoft.com/office/word/2018/wordml/cex" xmlns:w16cid="http://schemas.microsoft.com/office/word/2016/wordml/cid" xmlns:w16="http://schemas.microsoft.com/office/word/2018/wordml" xmlns:w16sdtdh="http://schemas.microsoft.com/office/word/2020/wordml/sdtdatahash" xmlns:w16se="http://schemas.microsoft.com/office/word/2015/wordml/symex" xmlns:wpg="http://schemas.microsoft.com/office/word/2010/wordprocessingGroup" xmlns:wpi="http://schemas.microsoft.com/office/word/2010/wordprocessingInk" xmlns:wne="http://schemas.microsoft.com/office/word/2006/wordml" xmlns:wps="http://schemas.microsoft.com/office/word/2010/wordprocessingShape" mc:Ignorable="w14 w15 w16se w16cid w16 w16cex w16sdtdh wp14">
   <w:p>
     <w:pPr>
       <w:pStyle w:val="Encabezado"/>
     </w:pPr>
-  </w:p>
-</w:hdr>
-</file>
-
-<file path=word/header2.xml><?xml version="1.0" encoding="utf-8"?>
-<w:hdr xmlns:wpc="http://schemas.microsoft.com/office/word/2010/wordprocessingCanvas" xmlns:cx="http://schemas.microsoft.com/office/drawing/2014/chartex" xmlns:cx1="http://schemas.microsoft.com/office/drawing/2015/9/8/chartex" xmlns:cx2="http://schemas.microsoft.com/office/drawing/2015/10/21/chartex" xmlns:cx3="http://schemas.microsoft.com/office/drawing/2016/5/9/chartex" xmlns:cx4="http://schemas.microsoft.com/office/drawing/2016/5/10/chartex" xmlns:cx5="http://schemas.microsoft.com/office/drawing/2016/5/11/chartex" xmlns:cx6="http://schemas.microsoft.com/office/drawing/2016/5/12/chartex" xmlns:cx7="http://schemas.microsoft.com/office/drawing/2016/5/13/chartex" xmlns:cx8="http://schemas.microsoft.com/office/drawing/2016/5/14/chartex" xmlns:mc="http://schemas.openxmlformats.org/markup-compatibility/2006" xmlns:aink="http://schemas.microsoft.com/office/drawing/2016/ink" xmlns:am3d="http://schemas.microsoft.com/office/drawing/2017/model3d" xmlns:o="urn:schemas-microsoft-com:office:office" xmlns:oel="http://schemas.microsoft.com/office/2019/extlst" xmlns:r="http://schemas.openxmlformats.org/officeDocument/2006/relationships" xmlns:m="http://schemas.openxmlformats.org/officeDocument/2006/math" xmlns:v="urn:schemas-microsoft-com:vml" xmlns:wp14="http://schemas.microsoft.com/office/word/2010/wordprocessingDrawing" xmlns:wp="http://schemas.openxmlformats.org/drawingml/2006/wordprocessingDrawing" xmlns:w10="urn:schemas-microsoft-com:office:word" xmlns:w="http://schemas.openxmlformats.org/wordprocessingml/2006/main" xmlns:w14="http://schemas.microsoft.com/office/word/2010/wordml" xmlns:w15="http://schemas.microsoft.com/office/word/2012/wordml" xmlns:w16cex="http://schemas.microsoft.com/office/word/2018/wordml/cex" xmlns:w16cid="http://schemas.microsoft.com/office/word/2016/wordml/cid" xmlns:w16="http://schemas.microsoft.com/office/word/2018/wordml" xmlns:w16du="http://schemas.microsoft.com/office/word/2023/wordml/word16du" xmlns:w16sdtdh="http://schemas.microsoft.com/office/word/2020/wordml/sdtdatahash" xmlns:w16sdtfl="http://schemas.microsoft.com/office/word/2024/wordml/sdtformatlock" xmlns:w16se="http://schemas.microsoft.com/office/word/2015/wordml/symex" xmlns:wpg="http://schemas.microsoft.com/office/word/2010/wordprocessingGroup" xmlns:wpi="http://schemas.microsoft.com/office/word/2010/wordprocessingInk" xmlns:wne="http://schemas.microsoft.com/office/word/2006/wordml" xmlns:wps="http://schemas.microsoft.com/office/word/2010/wordprocessingShape" mc:Ignorable="w14 w15 w16se w16cid w16 w16cex w16sdtdh w16sdtfl w16du wp14">
-  <w:p>
-    <w:pPr>
-      <w:pStyle w:val="Encabezado"/>
-    </w:pPr>
+    <w:r>
+      <w:drawing>
+        <wp:inline distT="0" distB="0" distL="0" distR="0" wp14:anchorId="30E57A83" wp14:editId="192CE378">
+          <wp:extent cx="1600200" cy="894973"/>
+          <wp:effectExtent l="0" t="0" r="0" b="635"/>
+          <wp:docPr id="2" name="Imagen 2"/>
+          <wp:cNvGraphicFramePr>
+            <a:graphicFrameLocks xmlns:a="http://schemas.openxmlformats.org/drawingml/2006/main" noChangeAspect="1"/>
+          </wp:cNvGraphicFramePr>
+          <a:graphic xmlns:a="http://schemas.openxmlformats.org/drawingml/2006/main">
+            <a:graphicData uri="http://schemas.openxmlformats.org/drawingml/2006/picture">
+              <pic:pic xmlns:pic="http://schemas.openxmlformats.org/drawingml/2006/picture">
+                <pic:nvPicPr>
+                  <pic:cNvPr id="1" name=""/>
+                  <pic:cNvPicPr/>
+                </pic:nvPicPr>
+                <pic:blipFill>
+                  <a:blip r:embed="rId1"/>
+                  <a:stretch>
+                    <a:fillRect/>
+                  </a:stretch>
+                </pic:blipFill>
+                <pic:spPr>
+                  <a:xfrm>
+                    <a:off x="0" y="0"/>
+                    <a:ext cx="1645852" cy="920505"/>
+                  </a:xfrm>
+                  <a:prstGeom prst="rect">
+                    <a:avLst/>
+                  </a:prstGeom>
+                </pic:spPr>
+              </pic:pic>
+            </a:graphicData>
+          </a:graphic>
+        </wp:inline>
+      </w:drawing>
+    </w:r>
     <w:r>
       <w:rPr>
         <w:noProof/>
@@ -5972,10 +6478,10 @@
                   <pic:cNvPicPr/>
                 </pic:nvPicPr>
                 <pic:blipFill>
-                  <a:blip r:embed="rId1">
+                  <a:blip r:embed="rId2">
                     <a:extLst>
                       <a:ext uri="{96DAC541-7B7A-43D3-8B79-37D633B846F1}">
-                        <asvg:svgBlip xmlns:asvg="http://schemas.microsoft.com/office/drawing/2016/SVG/main" r:embed="rId2"/>
+                        <asvg:svgBlip xmlns:asvg="http://schemas.microsoft.com/office/drawing/2016/SVG/main" r:embed="rId3"/>
                       </a:ext>
                     </a:extLst>
                   </a:blip>
@@ -5998,88 +6504,12 @@
         </wp:anchor>
       </w:drawing>
     </w:r>
-    <w:r>
-      <w:rPr>
-        <w:noProof/>
-      </w:rPr>
-      <w:drawing>
-        <wp:anchor distT="0" distB="0" distL="114300" distR="114300" simplePos="0" relativeHeight="251658240" behindDoc="0" locked="0" layoutInCell="1" allowOverlap="1" wp14:anchorId="68EA18F2" wp14:editId="31DEAF85">
-          <wp:simplePos x="0" y="0"/>
-          <wp:positionH relativeFrom="column">
-            <wp:posOffset>3241</wp:posOffset>
-          </wp:positionH>
-          <wp:positionV relativeFrom="paragraph">
-            <wp:posOffset>0</wp:posOffset>
-          </wp:positionV>
-          <wp:extent cx="1888867" cy="975815"/>
-          <wp:effectExtent l="0" t="0" r="0" b="0"/>
-          <wp:wrapSquare wrapText="bothSides"/>
-          <wp:docPr id="136092073" name="Imagen 1"/>
-          <wp:cNvGraphicFramePr>
-            <a:graphicFrameLocks xmlns:a="http://schemas.openxmlformats.org/drawingml/2006/main" noChangeAspect="1"/>
-          </wp:cNvGraphicFramePr>
-          <a:graphic xmlns:a="http://schemas.openxmlformats.org/drawingml/2006/main">
-            <a:graphicData uri="http://schemas.openxmlformats.org/drawingml/2006/picture">
-              <pic:pic xmlns:pic="http://schemas.openxmlformats.org/drawingml/2006/picture">
-                <pic:nvPicPr>
-                  <pic:cNvPr id="0" name="Picture 1"/>
-                  <pic:cNvPicPr>
-                    <a:picLocks noChangeAspect="1" noChangeArrowheads="1"/>
-                  </pic:cNvPicPr>
-                </pic:nvPicPr>
-                <pic:blipFill rotWithShape="1">
-                  <a:blip r:embed="rId3">
-                    <a:extLst>
-                      <a:ext uri="{28A0092B-C50C-407E-A947-70E740481C1C}">
-                        <a14:useLocalDpi xmlns:a14="http://schemas.microsoft.com/office/drawing/2010/main" val="0"/>
-                      </a:ext>
-                    </a:extLst>
-                  </a:blip>
-                  <a:srcRect t="10182" b="16982"/>
-                  <a:stretch>
-                    <a:fillRect/>
-                  </a:stretch>
-                </pic:blipFill>
-                <pic:spPr bwMode="auto">
-                  <a:xfrm>
-                    <a:off x="0" y="0"/>
-                    <a:ext cx="1888867" cy="975815"/>
-                  </a:xfrm>
-                  <a:prstGeom prst="rect">
-                    <a:avLst/>
-                  </a:prstGeom>
-                  <a:noFill/>
-                  <a:ln>
-                    <a:noFill/>
-                  </a:ln>
-                  <a:extLst>
-                    <a:ext uri="{53640926-AAD7-44D8-BBD7-CCE9431645EC}">
-                      <a14:shadowObscured xmlns:a14="http://schemas.microsoft.com/office/drawing/2010/main"/>
-                    </a:ext>
-                  </a:extLst>
-                </pic:spPr>
-              </pic:pic>
-            </a:graphicData>
-          </a:graphic>
-        </wp:anchor>
-      </w:drawing>
-    </w:r>
-  </w:p>
-</w:hdr>
-</file>
-
-<file path=word/header3.xml><?xml version="1.0" encoding="utf-8"?>
-<w:hdr xmlns:wpc="http://schemas.microsoft.com/office/word/2010/wordprocessingCanvas" xmlns:cx="http://schemas.microsoft.com/office/drawing/2014/chartex" xmlns:cx1="http://schemas.microsoft.com/office/drawing/2015/9/8/chartex" xmlns:cx2="http://schemas.microsoft.com/office/drawing/2015/10/21/chartex" xmlns:cx3="http://schemas.microsoft.com/office/drawing/2016/5/9/chartex" xmlns:cx4="http://schemas.microsoft.com/office/drawing/2016/5/10/chartex" xmlns:cx5="http://schemas.microsoft.com/office/drawing/2016/5/11/chartex" xmlns:cx6="http://schemas.microsoft.com/office/drawing/2016/5/12/chartex" xmlns:cx7="http://schemas.microsoft.com/office/drawing/2016/5/13/chartex" xmlns:cx8="http://schemas.microsoft.com/office/drawing/2016/5/14/chartex" xmlns:mc="http://schemas.openxmlformats.org/markup-compatibility/2006" xmlns:aink="http://schemas.microsoft.com/office/drawing/2016/ink" xmlns:am3d="http://schemas.microsoft.com/office/drawing/2017/model3d" xmlns:o="urn:schemas-microsoft-com:office:office" xmlns:oel="http://schemas.microsoft.com/office/2019/extlst" xmlns:r="http://schemas.openxmlformats.org/officeDocument/2006/relationships" xmlns:m="http://schemas.openxmlformats.org/officeDocument/2006/math" xmlns:v="urn:schemas-microsoft-com:vml" xmlns:wp14="http://schemas.microsoft.com/office/word/2010/wordprocessingDrawing" xmlns:wp="http://schemas.openxmlformats.org/drawingml/2006/wordprocessingDrawing" xmlns:w10="urn:schemas-microsoft-com:office:word" xmlns:w="http://schemas.openxmlformats.org/wordprocessingml/2006/main" xmlns:w14="http://schemas.microsoft.com/office/word/2010/wordml" xmlns:w15="http://schemas.microsoft.com/office/word/2012/wordml" xmlns:w16cex="http://schemas.microsoft.com/office/word/2018/wordml/cex" xmlns:w16cid="http://schemas.microsoft.com/office/word/2016/wordml/cid" xmlns:w16="http://schemas.microsoft.com/office/word/2018/wordml" xmlns:w16du="http://schemas.microsoft.com/office/word/2023/wordml/word16du" xmlns:w16sdtdh="http://schemas.microsoft.com/office/word/2020/wordml/sdtdatahash" xmlns:w16sdtfl="http://schemas.microsoft.com/office/word/2024/wordml/sdtformatlock" xmlns:w16se="http://schemas.microsoft.com/office/word/2015/wordml/symex" xmlns:wpg="http://schemas.microsoft.com/office/word/2010/wordprocessingGroup" xmlns:wpi="http://schemas.microsoft.com/office/word/2010/wordprocessingInk" xmlns:wne="http://schemas.microsoft.com/office/word/2006/wordml" xmlns:wps="http://schemas.microsoft.com/office/word/2010/wordprocessingShape" mc:Ignorable="w14 w15 w16se w16cid w16 w16cex w16sdtdh w16sdtfl w16du wp14">
-  <w:p>
-    <w:pPr>
-      <w:pStyle w:val="Encabezado"/>
-    </w:pPr>
   </w:p>
 </w:hdr>
 </file>
 
 <file path=word/styles.xml><?xml version="1.0" encoding="utf-8"?>
-<w:styles xmlns:mc="http://schemas.openxmlformats.org/markup-compatibility/2006" xmlns:r="http://schemas.openxmlformats.org/officeDocument/2006/relationships" xmlns:w="http://schemas.openxmlformats.org/wordprocessingml/2006/main" xmlns:w14="http://schemas.microsoft.com/office/word/2010/wordml" xmlns:w15="http://schemas.microsoft.com/office/word/2012/wordml" xmlns:w16cex="http://schemas.microsoft.com/office/word/2018/wordml/cex" xmlns:w16cid="http://schemas.microsoft.com/office/word/2016/wordml/cid" xmlns:w16="http://schemas.microsoft.com/office/word/2018/wordml" xmlns:w16du="http://schemas.microsoft.com/office/word/2023/wordml/word16du" xmlns:w16sdtdh="http://schemas.microsoft.com/office/word/2020/wordml/sdtdatahash" xmlns:w16sdtfl="http://schemas.microsoft.com/office/word/2024/wordml/sdtformatlock" xmlns:w16se="http://schemas.microsoft.com/office/word/2015/wordml/symex" mc:Ignorable="w14 w15 w16se w16cid w16 w16cex w16sdtdh w16sdtfl w16du">
+<w:styles xmlns:mc="http://schemas.openxmlformats.org/markup-compatibility/2006" xmlns:r="http://schemas.openxmlformats.org/officeDocument/2006/relationships" xmlns:w="http://schemas.openxmlformats.org/wordprocessingml/2006/main" xmlns:w14="http://schemas.microsoft.com/office/word/2010/wordml" xmlns:w15="http://schemas.microsoft.com/office/word/2012/wordml" xmlns:w16cex="http://schemas.microsoft.com/office/word/2018/wordml/cex" xmlns:w16cid="http://schemas.microsoft.com/office/word/2016/wordml/cid" xmlns:w16="http://schemas.microsoft.com/office/word/2018/wordml" xmlns:w16sdtdh="http://schemas.microsoft.com/office/word/2020/wordml/sdtdatahash" xmlns:w16se="http://schemas.microsoft.com/office/word/2015/wordml/symex" mc:Ignorable="w14 w15 w16se w16cid w16 w16cex w16sdtdh">
   <w:docDefaults>
     <w:rPrDefault>
       <w:rPr>
@@ -6789,15 +7219,6 @@
 </file>
 
 <file path=customXml/item2.xml><?xml version="1.0" encoding="utf-8"?>
-<?mso-contentType ?>
-<FormTemplates xmlns="http://schemas.microsoft.com/sharepoint/v3/contenttype/forms">
-  <Display>DocumentLibraryForm</Display>
-  <Edit>DocumentLibraryForm</Edit>
-  <New>DocumentLibraryForm</New>
-</FormTemplates>
-</file>
-
-<file path=customXml/item3.xml><?xml version="1.0" encoding="utf-8"?>
 <ct:contentTypeSchema xmlns:ct="http://schemas.microsoft.com/office/2006/metadata/contentType" xmlns:ma="http://schemas.microsoft.com/office/2006/metadata/properties/metaAttributes" ct:_="" ma:_="" ma:contentTypeName="Documento" ma:contentTypeID="0x0101007BD18D3F7288E745996656793FA4913E" ma:contentTypeVersion="15" ma:contentTypeDescription="Crear nuevo documento." ma:contentTypeScope="" ma:versionID="fdf81845189e92ed4dc5f0dff90d793f">
   <xsd:schema xmlns:xsd="http://www.w3.org/2001/XMLSchema" xmlns:xs="http://www.w3.org/2001/XMLSchema" xmlns:p="http://schemas.microsoft.com/office/2006/metadata/properties" xmlns:ns2="b5f761dc-0ad6-4c4e-b39e-b164820ce0c6" xmlns:ns3="cccfa497-ac3e-4aea-9a3a-5d2483928464" targetNamespace="http://schemas.microsoft.com/office/2006/metadata/properties" ma:root="true" ma:fieldsID="716ae4fae99d198d83ad0a7a3148e084" ns2:_="" ns3:_="">
     <xsd:import namespace="b5f761dc-0ad6-4c4e-b39e-b164820ce0c6"/>
@@ -7032,6 +7453,15 @@
 </ct:contentTypeSchema>
 </file>
 
+<file path=customXml/item3.xml><?xml version="1.0" encoding="utf-8"?>
+<?mso-contentType ?>
+<FormTemplates xmlns="http://schemas.microsoft.com/sharepoint/v3/contenttype/forms">
+  <Display>DocumentLibraryForm</Display>
+  <Edit>DocumentLibraryForm</Edit>
+  <New>DocumentLibraryForm</New>
+</FormTemplates>
+</file>
+
 <file path=customXml/itemProps1.xml><?xml version="1.0" encoding="utf-8"?>
 <ds:datastoreItem xmlns:ds="http://schemas.openxmlformats.org/officeDocument/2006/customXml" ds:itemID="{B3B0F135-42EA-49E3-B33A-DC27E1816C3C}">
   <ds:schemaRefs>
@@ -7044,14 +7474,6 @@
 </file>
 
 <file path=customXml/itemProps2.xml><?xml version="1.0" encoding="utf-8"?>
-<ds:datastoreItem xmlns:ds="http://schemas.openxmlformats.org/officeDocument/2006/customXml" ds:itemID="{7963B0CC-C8C1-4E90-B191-FCF8B6EBA1EB}">
-  <ds:schemaRefs>
-    <ds:schemaRef ds:uri="http://schemas.microsoft.com/sharepoint/v3/contenttype/forms"/>
-  </ds:schemaRefs>
-</ds:datastoreItem>
-</file>
-
-<file path=customXml/itemProps3.xml><?xml version="1.0" encoding="utf-8"?>
 <ds:datastoreItem xmlns:ds="http://schemas.openxmlformats.org/officeDocument/2006/customXml" ds:itemID="{F4A648F0-DE61-45AC-A3A1-5017A3822320}">
   <ds:schemaRefs>
     <ds:schemaRef ds:uri="http://schemas.microsoft.com/office/2006/metadata/contentType"/>
@@ -7068,4 +7490,12 @@
     <ds:schemaRef ds:uri="http://schemas.microsoft.com/internal/obd"/>
   </ds:schemaRefs>
 </ds:datastoreItem>
+</file>
+
+<file path=customXml/itemProps3.xml><?xml version="1.0" encoding="utf-8"?>
+<ds:datastoreItem xmlns:ds="http://schemas.openxmlformats.org/officeDocument/2006/customXml" ds:itemID="{7963B0CC-C8C1-4E90-B191-FCF8B6EBA1EB}">
+  <ds:schemaRefs>
+    <ds:schemaRef ds:uri="http://schemas.microsoft.com/sharepoint/v3/contenttype/forms"/>
+  </ds:schemaRefs>
+</ds:datastoreItem>
 </file>